--- a/ky/discovery-articles/1.10 Металлургия.docx
+++ b/ky/discovery-articles/1.10 Металлургия.docx
@@ -4,527 +4,350 @@
   <w:body>
     <w:p>
       <w:pPr>
-        <w:keepNext/>
-        <w:spacing w:before="280" w:after="120"/>
+        <w:pStyle w:val="Title"/>
+        <w:widowControl/>
       </w:pPr>
       <w:r>
-        <w:rPr>
-          <w:rFonts w:ascii="Calibri" w:hAnsi="Calibri" w:eastAsia="Calibri"/>
-          <w:b/>
-          <w:i w:val="0"/>
-          <w:color w:val="004E8C"/>
-          <w:sz w:val="44"/>
-        </w:rPr>
         <w:t>1.10 Металлургия</w:t>
       </w:r>
     </w:p>
     <w:p>
       <w:pPr>
-        <w:spacing w:after="80"/>
+        <w:keepNext/>
+        <w:widowControl/>
       </w:pPr>
       <w:r>
         <w:rPr>
-          <w:rFonts w:ascii="Calibri" w:hAnsi="Calibri" w:eastAsia="Calibri"/>
-          <w:b w:val="0"/>
-          <w:i/>
-          <w:color w:val="505050"/>
-          <w:sz w:val="22"/>
+          <w:sz w:val="20"/>
         </w:rPr>
-        <w:t>1. Цивилизациянын пайдубалы</w:t>
-      </w:r>
-    </w:p>
-    <w:p>
-      <w:pPr>
-        <w:spacing w:after="200"/>
-      </w:pPr>
-      <w:r>
-        <w:rPr>
-          <w:rFonts w:ascii="Calibri" w:hAnsi="Calibri" w:eastAsia="Calibri"/>
-          <w:b w:val="0"/>
-          <w:i/>
-          <w:sz w:val="22"/>
-        </w:rPr>
-        <w:t>Мезгил: б.з.ч. 5000-жылдардан тартып (жез); болжол менен б.з.ч. 3000-жыл (коло); б.з.ч. 1200-жылдардан тартып (аймактарга жараша темир доору) | Негизги борборлор: Жакынкы Чыгыш, Анадолу, Кытай жана Африка; кийин дүйнөнүн ар аймагында темир жана болот иштетүү салттары калыптанган</w:t>
-      </w:r>
-    </w:p>
-    <w:p>
-      <w:pPr>
-        <w:spacing w:after="160" w:line="276" w:lineRule="auto"/>
-      </w:pPr>
-      <w:r>
-        <w:rPr>
-          <w:rFonts w:ascii="Calibri" w:hAnsi="Calibri" w:eastAsia="Calibri"/>
-          <w:b w:val="0"/>
-          <w:i w:val="0"/>
-          <w:sz w:val="22"/>
-        </w:rPr>
-        <w:t>Металлургия — кенден металл бөлүп алып, аны ысык жана шайман менен керектүү калыпка келтирүү өнөрү. Жез менен колодон башталып, темир менен болотко жеткен бул өнөр жер алдындагы чийки затты бычакка, сокого, мыкка жана машинага айланткан.</w:t>
+        <w:t>1. Цивилизациянын негиздери</w:t>
       </w:r>
     </w:p>
     <w:p>
       <w:pPr>
         <w:keepNext/>
-        <w:spacing w:before="240" w:after="120"/>
+        <w:widowControl/>
       </w:pPr>
       <w:r>
         <w:rPr>
-          <w:rFonts w:ascii="Calibri" w:hAnsi="Calibri" w:eastAsia="Calibri"/>
-          <w:b/>
-          <w:i w:val="0"/>
-          <w:color w:val="004E8C"/>
-          <w:sz w:val="28"/>
+          <w:sz w:val="20"/>
         </w:rPr>
-        <w:t>Негизги фактылар</w:t>
+        <w:t>Мезгил: болжол менен б. з. ч. 5000-жылдан тартып (жез); болжол менен б. з. ч. 3000-жыл (коло); б. з. ч. 1200-жылдан тартып (аймактарга жараша темир доорлору) | Негизги салым кошкондор: Жакынкы Чыгыш, Анадолу, Кытай жана Африкадагы бир нече алгачкы борбор; кийин дүйнөдөгү темир жана болот иштетүү салттары</w:t>
+      </w:r>
+    </w:p>
+    <w:p>
+      <w:pPr>
+        <w:widowControl/>
+      </w:pPr>
+      <w:r>
+        <w:t>Металлургия — кенден металл алып, аны ысыктын жана куралдардын жардамы менен иштетүү өнөрү. Жез менен колодон тартып темир менен болотко чейин ал жерден алынган заттарды бышык мизге, сокого, мыкка жана машинага айландырган.</w:t>
+      </w:r>
+    </w:p>
+    <w:p>
+      <w:pPr>
+        <w:pStyle w:val="Heading1"/>
+        <w:widowControl/>
+      </w:pPr>
+      <w:r>
+        <w:t>Негизги маалыматтар</w:t>
       </w:r>
     </w:p>
     <w:p>
       <w:pPr>
         <w:pStyle w:val="ListBullet"/>
+        <w:widowControl/>
       </w:pPr>
       <w:r>
-        <w:rPr>
-          <w:rFonts w:ascii="Calibri" w:hAnsi="Calibri" w:eastAsia="Calibri"/>
-          <w:b w:val="0"/>
-          <w:i w:val="0"/>
-          <w:sz w:val="22"/>
-        </w:rPr>
-        <w:t>Жез иштетүү б.з.ч. V миң жылдыкта бир нече аймакта пайда болгон</w:t>
+        <w:t>Б. з. ч. V миң жылдыкка карата бир нече аймакта жез иштетилген.</w:t>
       </w:r>
     </w:p>
     <w:p>
       <w:pPr>
         <w:pStyle w:val="ListBullet"/>
+        <w:widowControl/>
       </w:pPr>
       <w:r>
-        <w:rPr>
-          <w:rFonts w:ascii="Calibri" w:hAnsi="Calibri" w:eastAsia="Calibri"/>
-          <w:b w:val="0"/>
-          <w:i w:val="0"/>
-          <w:sz w:val="22"/>
-        </w:rPr>
-        <w:t>Жезге калай же мышьяк кошуп алынган коло катуураак шайман жана курал жасоого мүмкүндүк берген</w:t>
+        <w:t>Коло — жездин калай же мышьяк менен кошулмасы — катуураак куралдарды жана эмгек шаймандарын жасоого мүмкүндүк берген.</w:t>
       </w:r>
     </w:p>
     <w:p>
       <w:pPr>
         <w:pStyle w:val="ListBullet"/>
+        <w:widowControl/>
       </w:pPr>
       <w:r>
-        <w:rPr>
-          <w:rFonts w:ascii="Calibri" w:hAnsi="Calibri" w:eastAsia="Calibri"/>
-          <w:b w:val="0"/>
-          <w:i w:val="0"/>
-          <w:sz w:val="22"/>
-        </w:rPr>
-        <w:t>Темир эритүү б.з.ч. 1200-жылдардан кийин кеңири тараган, бирок так мезгили аймакка жараша айырмаланат</w:t>
+        <w:t>Темирди кенден бөлүп алуу болжол менен б. з. ч. 1200-жылдан кийин кеңири тараган, бирок даталар аймакка жараша айырмаланат.</w:t>
       </w:r>
     </w:p>
     <w:p>
       <w:pPr>
         <w:pStyle w:val="ListBullet"/>
+        <w:widowControl/>
       </w:pPr>
       <w:r>
-        <w:rPr>
-          <w:rFonts w:ascii="Calibri" w:hAnsi="Calibri" w:eastAsia="Calibri"/>
-          <w:b w:val="0"/>
-          <w:i w:val="0"/>
-          <w:sz w:val="22"/>
-        </w:rPr>
-        <w:t>Болот — бекем жана ийилчээк болушу үчүн көмүртек кошулуп иштетилген темир</w:t>
+        <w:t>Болотто темирдин бекемдиги менен ийкемдүүлүгүн өзгөртүү үчүн көмүртектин өлчөмү атайын жөнгө салынат.</w:t>
       </w:r>
     </w:p>
     <w:p>
       <w:pPr>
         <w:pStyle w:val="ListBullet"/>
+        <w:widowControl/>
       </w:pPr>
       <w:r>
-        <w:rPr>
-          <w:rFonts w:ascii="Calibri" w:hAnsi="Calibri" w:eastAsia="Calibri"/>
-          <w:b w:val="0"/>
-          <w:i w:val="0"/>
-          <w:sz w:val="22"/>
-        </w:rPr>
-        <w:t>Меш, үйлөмө көрүк жана жыгач көмүрү жогорку температура алууга шарт түзгөн</w:t>
+        <w:t>Мештер, көрүктөр жана жыгач көмүрү жогорку температурага жетүүгө шарт түзгөн.</w:t>
       </w:r>
     </w:p>
     <w:p>
       <w:pPr>
-        <w:keepNext/>
-        <w:spacing w:before="240" w:after="120"/>
+        <w:pStyle w:val="Heading1"/>
+        <w:widowControl/>
       </w:pPr>
       <w:r>
-        <w:rPr>
-          <w:rFonts w:ascii="Calibri" w:hAnsi="Calibri" w:eastAsia="Calibri"/>
-          <w:b/>
-          <w:i w:val="0"/>
-          <w:color w:val="004E8C"/>
-          <w:sz w:val="28"/>
-        </w:rPr>
-        <w:t>Бул эмне</w:t>
+        <w:t>Бул эмне?</w:t>
       </w:r>
     </w:p>
     <w:p>
       <w:pPr>
-        <w:spacing w:after="160" w:line="276" w:lineRule="auto"/>
+        <w:widowControl/>
       </w:pPr>
       <w:r>
-        <w:rPr>
-          <w:rFonts w:ascii="Calibri" w:hAnsi="Calibri" w:eastAsia="Calibri"/>
-          <w:b w:val="0"/>
-          <w:i w:val="0"/>
-          <w:sz w:val="22"/>
-        </w:rPr>
-        <w:t>Металлургия — тоо тектеринен металл бөлүп алып, андан пайдалуу буюм жасоо өнөрү. Кен ысытылганда металл башка кошулмалардан ажырайт; андан соң ал калыпка куюлат, согулат, башка металлдар менен аралаштырылат же чыңдалат. Жездин эрүү температурасы салыштырмалуу төмөн болгондуктан, адамдар аны алгачкылардан болуп иштетишкен. Жезге калай же мышьяк кошулган коло катуураак болуп, мизи жакшы чыгат. Темир менен болот үчүн мешти кыйла ысытуу керек, бирок темир кени жаратылышта алда канча көп. Жөнөкөй айтканда, сыртынан кадимки таштай көрүнгөн кен усталардын колунда бычакка, мыкка же соконун тишине айланат.</w:t>
+        <w:t>Металлургия таштан металл алып, андан пайдалуу буюм жасоону камтыйт. Кен ысытылып, металл бөлүнүп алынат; андан соң куюлат, согулат, башка металлдар менен кошулат же катууландырылат. Көбүнчө жез алгач иштетилген, анткени ал салыштырмалуу төмөн температурада эрийт. Жезге калай же мышьяк кошулганда алынган коло катуураак болуп, мизи курчураак жасалат. Темир менен болот үчүн ысыгыраак меш керек, бирок алардын чийки заты кыйла көп кездешет. Ошентип, катуу таштан бычак, мык же соконун тиши алынат.</w:t>
       </w:r>
     </w:p>
     <w:p>
       <w:pPr>
-        <w:keepNext/>
-        <w:spacing w:before="240" w:after="120"/>
+        <w:pStyle w:val="Heading1"/>
+        <w:widowControl/>
       </w:pPr>
       <w:r>
-        <w:rPr>
-          <w:rFonts w:ascii="Calibri" w:hAnsi="Calibri" w:eastAsia="Calibri"/>
-          <w:b/>
-          <w:i w:val="0"/>
-          <w:color w:val="004E8C"/>
-          <w:sz w:val="28"/>
-        </w:rPr>
-        <w:t>Аны ким ачкан же ойлоп тапкан</w:t>
+        <w:t xml:space="preserve">Ким ойлоп тапкан</w:t>
       </w:r>
     </w:p>
     <w:p>
       <w:pPr>
-        <w:spacing w:after="160" w:line="276" w:lineRule="auto"/>
+        <w:widowControl/>
       </w:pPr>
       <w:r>
-        <w:rPr>
-          <w:rFonts w:ascii="Calibri" w:hAnsi="Calibri" w:eastAsia="Calibri"/>
-          <w:b w:val="0"/>
-          <w:i w:val="0"/>
-          <w:sz w:val="22"/>
-        </w:rPr>
-        <w:t>Металлургияны жалгыз адам ойлоп тапкан эмес. Жез иштетүүнүн алгачкы ыкмалары Жакынкы Чыгышта, Анадолуда, Балканда, кийин Кытайда жана Африканын айрым жерлеринде өз алдынча өнүккөн. Коло өндүрүүнүн да бир нече байыркы борбору болгон, ал эми калай соодасы алыскы коомдорду байланыштырып турган. Темирчилик ыкмалары устадан устага үйрөтүү аркылуу тараган. Археологдор шлак, эритүү идиштери жана даяр куралдарды табышат, бирок биринчи темирчилердин ысымдары белгисиз. Эл арасында тараганы — от канчалык ысык болушу керек, кайсы кенден металл чыгат жана аны жарбай кантип согуу керек деген тажрыйбалык билим болгон.</w:t>
+        <w:t>Металлургиянын жалгыз ойлоп табуучусу жок. Жезди алгач иштетүү Жакынкы Чыгышта, Анадолуда, Балканда, кийин Кытайда жана Африканын айрым бөлүктөрүндө өнүккөн. Коло жасоонун да бир нече алгачкы борбору болгон; калай соодасы алыскы коомдорду байланыштырган. Темир иштетүү усталардын бири-биринен үйрөнүшү аркылуу тараган. Археологдор металл бөлүп алуудан калган шлакты, эритүү идиштерин жана даяр миздерди табышат, бирок алгачкы усталардын аттары сакталган эмес. Тараган нерсе — тажрыйба: от канчалык ысык болушу керек, кайсы таштан металл чыгат жана металлды жарака кетирбей кантип согуу зарыл.</w:t>
       </w:r>
     </w:p>
     <w:p>
       <w:pPr>
-        <w:keepNext/>
-        <w:spacing w:before="240" w:after="120"/>
+        <w:pStyle w:val="Heading1"/>
+        <w:widowControl/>
       </w:pPr>
       <w:r>
-        <w:rPr>
-          <w:rFonts w:ascii="Calibri" w:hAnsi="Calibri" w:eastAsia="Calibri"/>
-          <w:b/>
-          <w:i w:val="0"/>
-          <w:color w:val="004E8C"/>
-          <w:sz w:val="28"/>
-        </w:rPr>
-        <w:t>Качан жана кантип пайда болгон</w:t>
+        <w:t>Качан жана кантип пайда болгон?</w:t>
       </w:r>
     </w:p>
     <w:p>
       <w:pPr>
-        <w:spacing w:after="160" w:line="276" w:lineRule="auto"/>
+        <w:widowControl/>
       </w:pPr>
       <w:r>
-        <w:rPr>
-          <w:rFonts w:ascii="Calibri" w:hAnsi="Calibri" w:eastAsia="Calibri"/>
-          <w:b w:val="0"/>
-          <w:i w:val="0"/>
-          <w:sz w:val="22"/>
-        </w:rPr>
-        <w:t>Болжол менен б.з.ч. 5000-жылдарга карата адамдар табигый жезди калыпка келтирип, жөнөкөй кендерден металл эритип алууну үйрөнүшкөн. Түштүк-Батыш Азиянын айрым жерлеринде коло доору б.з.ч. III миң жылдыкта башталган; башка аймактарда окшош өнүгүүлөр өз мезгили менен жүргөн. Темир технологиясы көп жерде болжол менен б.з.ч. 1200-жылдан кийин күч алган, бирок андан мурдагы тажрыйбалар да белгилүү. Бул жол жумшак жасалгалардан сокого, кылычка, мыкка, кийин темир жол менен кыймылдаткычка чейин созулган. Ар бир жаңы кадамга отун, чопо меш жана оттогу металлдын түсүнөн анын абалын ажырата билген чеберлер керек болгон.</w:t>
+        <w:t>Болжол менен б. з. ч. 5000-жылга карата адамдар табигый таза жезди иштетип, жөнөкөй кендерден металл бөлүп алууну үйрөнө баштаган. Түштүк-Батыш Азиянын айрым жерлеринде коло доору болжол менен б. з. ч. III миң жылдыкта башталган. Башка аймактарда окшош өнүгүү башка мезгилдерге туура келген. Көп жерлерде темир технологиялары болжол менен б. з. ч. 1200-жылдан кийин күч алган, бирок андан мурдагы тажрыйбалар да бар. Өнүгүү жумшак жасалгалардан соконун тишине, кылычка, мыкка, кийин рельс менен кыймылдаткычтарга жеткен. Ар бир баскычка отун, чопо меш жана оттогу металлдын түсүнө карап анын абалын билген усталар керек болгон.</w:t>
       </w:r>
     </w:p>
     <w:p>
       <w:pPr>
-        <w:keepNext/>
-        <w:spacing w:before="240" w:after="120"/>
+        <w:pStyle w:val="Heading1"/>
+        <w:widowControl/>
       </w:pPr>
       <w:r>
-        <w:rPr>
-          <w:rFonts w:ascii="Calibri" w:hAnsi="Calibri" w:eastAsia="Calibri"/>
-          <w:b/>
-          <w:i w:val="0"/>
-          <w:color w:val="004E8C"/>
-          <w:sz w:val="28"/>
-        </w:rPr>
-        <w:t>Илимий жактан мааниси</w:t>
+        <w:t>Илим үчүн мааниси</w:t>
       </w:r>
     </w:p>
     <w:p>
       <w:pPr>
-        <w:spacing w:after="160" w:line="276" w:lineRule="auto"/>
+        <w:widowControl/>
       </w:pPr>
       <w:r>
-        <w:rPr>
-          <w:rFonts w:ascii="Calibri" w:hAnsi="Calibri" w:eastAsia="Calibri"/>
-          <w:b w:val="0"/>
-          <w:i w:val="0"/>
-          <w:sz w:val="22"/>
-        </w:rPr>
-        <w:t>Металлургия — химияны жана жылуулукту башкарууну иш жүзүндө колдонуу. Эритүү учурунда кендин курамындагы кычкылтек ажыратылып, таза металл бөлүнүп чыгат. Башка элементтерди кошуу металлдын катуулугун өзгөртөт, ал эми болотту тез муздатуу жана кайра жумшартуу анын ички түзүлүшүн өзгөртөт. Жыгач көмүрү, кийин таш көмүр керектүү ысыкты жана көмүртекти берген. Темирчилер заманбап термометрсиз эле жалындын өңүнө жана балка алдындагы металлдын жүрүм-турумуна карап өлчөшкөн. Бүгүнкү материал таануу илими устаканада топтолгон ушул билимди илимий тил менен түшүндүрөт.</w:t>
+        <w:t>Металлургия химияны жана ысыкты башкарууну практикада колдонот. Кенден металл алууда кычкылтек ажыратылып, металл бөлүнөт. Кошулманын курамын өзгөртүү анын катуулугун өзгөртөт. Ысык металлды тез муздатуу — чыңдоо — жана андан кийин этият кайра ысытуу болоттун ички түзүлүшүн өзгөртөт. Жыгач көмүрү, кийин таш көмүр жылуулук менен көмүртек берген. Усталар азыркы термометрлерсиз эле металлдын кызарган түсүнө жана балка астындагы абалына карап баалашкан. Азыркы материал таануу уста очогунда үйрөнүлгөн көп нерсени илимий тилде түшүндүрөт.</w:t>
       </w:r>
     </w:p>
     <w:p>
       <w:pPr>
-        <w:keepNext/>
-        <w:spacing w:before="240" w:after="120"/>
+        <w:pStyle w:val="Heading1"/>
+        <w:widowControl/>
       </w:pPr>
       <w:r>
-        <w:rPr>
-          <w:rFonts w:ascii="Calibri" w:hAnsi="Calibri" w:eastAsia="Calibri"/>
-          <w:b/>
-          <w:i w:val="0"/>
-          <w:color w:val="004E8C"/>
-          <w:sz w:val="28"/>
-        </w:rPr>
-        <w:t>Кийинки өнүгүүлөргө тийгизген таасири</w:t>
+        <w:t>Кийинки өнүгүүгө тийгизген таасири</w:t>
       </w:r>
     </w:p>
     <w:p>
       <w:pPr>
-        <w:spacing w:after="160" w:line="276" w:lineRule="auto"/>
+        <w:widowControl/>
       </w:pPr>
       <w:r>
-        <w:rPr>
-          <w:rFonts w:ascii="Calibri" w:hAnsi="Calibri" w:eastAsia="Calibri"/>
-          <w:b w:val="0"/>
-          <w:i w:val="0"/>
-          <w:sz w:val="22"/>
-        </w:rPr>
-        <w:t>Бышык металл шаймандар дыйканчылыкты, жыгач жана таш иштетүүнү тездеткен. Курал-жарак менен соот согуштун жана мамлекеттердин түзүлүшүн өзгөрткөн. Темир мык, илмек жана устун курулушка жаңы мүмкүнчүлүк ачкан. Кыйла кийин болот рельстер, кеме каптамалары жана машина каркастары өнөр жай транспорту менен фабрикалардын негизин түзгөн. Домна меши, тигелдик болот жана Бессемер ыкмасы сыяктуу технологиялар өндүрүш көлөмүн бир нече эсе көбөйткөн. Кен чыккан жердеги алгачкы от тажрыйбаларынан башталган эритмелер бүгүнкү машина доорунун да өзөгү бойдон калууда.</w:t>
+        <w:t>Катуу металл шаймандар дыйканчылыкты, жыгач жана таш иштетүүнү тездеткен. Курал-жарак менен соот согушту жана мамлекеттерди өзгөрткөн. Темир мыктар, илмектер жана устундар курулушка жаңы мүмкүнчүлүк берген. Кийин болот рельстер, кемелердин металл каптамалары жана машиналардын каркастары өнөр жай транспортуна жана фабрикаларга негиз болгон. Домна мештери, тигелде — ысыкка чыдамдуу идиште — болот эритүү жана Бессемер ыкмасы сыяктуу процесстер өндүрүштү көбөйткөн. Кийинки машиналар доорлору кен казылган жердин жанындагы алгачкы от тажрыйбаларынан башталган эритмелерге таянат.</w:t>
       </w:r>
     </w:p>
     <w:p>
       <w:pPr>
-        <w:keepNext/>
-        <w:spacing w:before="240" w:after="120"/>
+        <w:pStyle w:val="Heading1"/>
+        <w:widowControl/>
       </w:pPr>
       <w:r>
-        <w:rPr>
-          <w:rFonts w:ascii="Calibri" w:hAnsi="Calibri" w:eastAsia="Calibri"/>
-          <w:b/>
-          <w:i w:val="0"/>
-          <w:color w:val="004E8C"/>
-          <w:sz w:val="28"/>
-        </w:rPr>
-        <w:t>Адамдардын жашоосун кантип өзгөрткөн</w:t>
+        <w:t>Адамдардын жашоосун кантип өзгөрткөн?</w:t>
       </w:r>
     </w:p>
     <w:p>
       <w:pPr>
-        <w:spacing w:after="160" w:line="276" w:lineRule="auto"/>
+        <w:widowControl/>
       </w:pPr>
       <w:r>
-        <w:rPr>
-          <w:rFonts w:ascii="Calibri" w:hAnsi="Calibri" w:eastAsia="Calibri"/>
-          <w:b w:val="0"/>
-          <w:i w:val="0"/>
-          <w:sz w:val="22"/>
-        </w:rPr>
-        <w:t>Металл шаймандар жер тазалоого жана турак жай курууга кеткен эмгекти азайткан. Жез, калай жана темир соодасы алыскы аймактарды соода менен гана эмес, жаңжал аркылуу да байланыштырган. Жыгач же ташка караганда узак кызмат кылган бычак, казан, ийне, тыйын жана соко күнүмдүк турмушка кирген. Металлургия түтүн, жыгач көмүрү үчүн токойлордун кыйылышы жана кооптуу кен эмгеги сыяктуу кесепеттерди да алып келген. Ошентсе да көпүрө, хирургиялык аспап жана асман тиреген имараттын каркасы азыр да ошол эле үч нерсеге — ысыкка, кенге жана чебер колго — таянат.</w:t>
+        <w:t>Металл шаймандар жер тазалоону жана турак жай курууну жеңилдеткен. Жез, калай жана темир соодасы алыскы аймактарды өз ара алмашуу жана кээде кагылышуу тармактарына бириктирген. Турмушта жыгач менен таштан узак кызмат кылган бычактар, казандар, ийнелер, тыйындар жана соколор пайда болгон. Металлургия түтүн, көмүр алуу үчүн токойлордун кыйылышы жана кооптуу кен эмгеги сыяктуу кесепеттерди да алып келген. Ошентсе да көпүрөлөр, хирургиялык аспаптар жана асман тиреген имараттардын каркастары дагы эле ысыкка, кенге жана чебер колго таянат.</w:t>
       </w:r>
     </w:p>
     <w:p>
       <w:pPr>
-        <w:keepNext/>
-        <w:spacing w:before="240" w:after="120"/>
+        <w:pStyle w:val="Heading1"/>
+        <w:widowControl/>
       </w:pPr>
       <w:r>
-        <w:rPr>
-          <w:rFonts w:ascii="Calibri" w:hAnsi="Calibri" w:eastAsia="Calibri"/>
-          <w:b/>
-          <w:i w:val="0"/>
-          <w:color w:val="004E8C"/>
-          <w:sz w:val="28"/>
-        </w:rPr>
-        <w:t>Булактар жана шилтемелер</w:t>
+        <w:t>Булактар жана кошумча окуу</w:t>
       </w:r>
     </w:p>
     <w:p>
       <w:pPr>
-        <w:keepNext/>
-        <w:spacing w:before="240" w:after="120"/>
+        <w:pStyle w:val="Heading2"/>
+        <w:widowControl/>
       </w:pPr>
       <w:r>
         <w:rPr>
-          <w:rFonts w:ascii="Calibri" w:hAnsi="Calibri" w:eastAsia="Calibri"/>
-          <w:b/>
-          <w:i w:val="0"/>
-          <w:color w:val="004E8C"/>
-          <w:sz w:val="24"/>
+          <w:sz w:val="20"/>
         </w:rPr>
-        <w:t>A. Китептер жана негизги илимий эмгектер</w:t>
+        <w:t>Китептер жана негизги илимий эмгектер</w:t>
       </w:r>
     </w:p>
     <w:p>
       <w:pPr>
-        <w:spacing w:after="80"/>
-        <w:ind w:left="360"/>
+        <w:widowControl/>
       </w:pPr>
       <w:r>
         <w:rPr>
-          <w:rFonts w:ascii="Calibri" w:hAnsi="Calibri" w:eastAsia="Calibri"/>
-          <w:b w:val="0"/>
-          <w:i w:val="0"/>
-          <w:sz w:val="22"/>
+          <w:sz w:val="20"/>
         </w:rPr>
         <w:t>1. Tylecote, R. F. A History of Metallurgy. 2nd ed. London: Institute of Materials, 1992.</w:t>
       </w:r>
     </w:p>
     <w:p>
       <w:pPr>
-        <w:keepNext/>
-        <w:spacing w:before="240" w:after="120"/>
+        <w:pStyle w:val="Heading2"/>
+        <w:widowControl/>
       </w:pPr>
       <w:r>
         <w:rPr>
-          <w:rFonts w:ascii="Calibri" w:hAnsi="Calibri" w:eastAsia="Calibri"/>
-          <w:b/>
-          <w:i w:val="0"/>
-          <w:color w:val="004E8C"/>
-          <w:sz w:val="24"/>
+          <w:sz w:val="20"/>
         </w:rPr>
-        <w:t>C. Мекемелердин материалдары жана энциклопедиялык булактар</w:t>
+        <w:t>Уюмдардын жана энциклопедиялардын материалдары</w:t>
       </w:r>
     </w:p>
     <w:p>
       <w:pPr>
-        <w:spacing w:after="80"/>
-        <w:ind w:left="360"/>
+        <w:widowControl/>
       </w:pPr>
       <w:r>
         <w:rPr>
-          <w:rFonts w:ascii="Calibri" w:hAnsi="Calibri" w:eastAsia="Calibri"/>
-          <w:b w:val="0"/>
-          <w:i w:val="0"/>
-          <w:sz w:val="22"/>
+          <w:sz w:val="20"/>
         </w:rPr>
-        <w:t>1. Encyclopaedia Britannica. “Metallurgy” (“Металлургия”).</w:t>
-      </w:r>
-      <w:r>
-        <w:rPr>
-          <w:rFonts w:ascii="Calibri" w:hAnsi="Calibri" w:eastAsia="Calibri"/>
-          <w:b w:val="0"/>
-          <w:i w:val="0"/>
-          <w:sz w:val="22"/>
-        </w:rPr>
-        <w:t xml:space="preserve"> </w:t>
+        <w:t xml:space="preserve">1. Encyclopaedia Britannica. 'Metallurgy.' </w:t>
       </w:r>
       <w:hyperlink r:id="rId9">
         <w:r>
           <w:rPr>
-            <w:rFonts w:ascii="Calibri" w:hAnsi="Calibri" w:eastAsia="Calibri"/>
-            <w:b w:val="0"/>
-            <w:i w:val="0"/>
-            <w:sz w:val="22"/>
-            <w:color w:val="0563C1"/>
-            <w:u w:val="single"/>
+            <w:sz w:val="20"/>
           </w:rPr>
           <w:t>https://www.britannica.com/technology/metallurgy</w:t>
         </w:r>
       </w:hyperlink>
+      <w:r>
+        <w:rPr>
+          <w:sz w:val="20"/>
+        </w:rPr>
+      </w:r>
     </w:p>
     <w:p>
       <w:pPr>
-        <w:spacing w:after="80"/>
-        <w:ind w:left="360"/>
+        <w:widowControl/>
       </w:pPr>
       <w:r>
         <w:rPr>
-          <w:rFonts w:ascii="Calibri" w:hAnsi="Calibri" w:eastAsia="Calibri"/>
-          <w:b w:val="0"/>
-          <w:i w:val="0"/>
-          <w:sz w:val="22"/>
+          <w:sz w:val="20"/>
         </w:rPr>
-        <w:t>2. Encyclopaedia Britannica. “Bronze Age” (“Коло доору”).</w:t>
-      </w:r>
-      <w:r>
-        <w:rPr>
-          <w:rFonts w:ascii="Calibri" w:hAnsi="Calibri" w:eastAsia="Calibri"/>
-          <w:b w:val="0"/>
-          <w:i w:val="0"/>
-          <w:sz w:val="22"/>
-        </w:rPr>
-        <w:t xml:space="preserve"> </w:t>
+        <w:t xml:space="preserve">2. Encyclopaedia Britannica. 'Bronze Age.' </w:t>
       </w:r>
       <w:hyperlink r:id="rId10">
         <w:r>
           <w:rPr>
-            <w:rFonts w:ascii="Calibri" w:hAnsi="Calibri" w:eastAsia="Calibri"/>
-            <w:b w:val="0"/>
-            <w:i w:val="0"/>
-            <w:sz w:val="22"/>
-            <w:color w:val="0563C1"/>
-            <w:u w:val="single"/>
+            <w:sz w:val="20"/>
           </w:rPr>
           <w:t>https://www.britannica.com/event/Bronze-Age</w:t>
         </w:r>
       </w:hyperlink>
-    </w:p>
-    <w:p>
-      <w:pPr>
-        <w:keepNext/>
-        <w:spacing w:before="240" w:after="120"/>
-      </w:pPr>
       <w:r>
         <w:rPr>
-          <w:rFonts w:ascii="Calibri" w:hAnsi="Calibri" w:eastAsia="Calibri"/>
-          <w:b/>
-          <w:i w:val="0"/>
-          <w:color w:val="004E8C"/>
-          <w:sz w:val="24"/>
+          <w:sz w:val="20"/>
         </w:rPr>
-        <w:t>J. Басма сөз, илимий-популярдуу жана жалпы маалымат булактары</w:t>
       </w:r>
     </w:p>
     <w:p>
       <w:pPr>
-        <w:spacing w:after="80"/>
-        <w:ind w:left="360"/>
+        <w:pStyle w:val="Heading2"/>
+        <w:widowControl/>
       </w:pPr>
       <w:r>
         <w:rPr>
-          <w:rFonts w:ascii="Calibri" w:hAnsi="Calibri" w:eastAsia="Calibri"/>
-          <w:b w:val="0"/>
-          <w:i w:val="0"/>
-          <w:sz w:val="22"/>
+          <w:sz w:val="20"/>
         </w:rPr>
-        <w:t>1. Smithsonian Magazine. “The Secret History of Steel” (“Болоттун жашыруун тарыхы”).</w:t>
+        <w:t>Басма сөз, илимий-популярдуу жана маалымдама материалдар</w:t>
       </w:r>
+    </w:p>
+    <w:p>
+      <w:pPr>
+        <w:widowControl/>
+      </w:pPr>
       <w:r>
         <w:rPr>
-          <w:rFonts w:ascii="Calibri" w:hAnsi="Calibri" w:eastAsia="Calibri"/>
-          <w:b w:val="0"/>
-          <w:i w:val="0"/>
-          <w:sz w:val="22"/>
+          <w:sz w:val="20"/>
         </w:rPr>
-        <w:t xml:space="preserve"> </w:t>
+        <w:t xml:space="preserve">1. Smithsonian Magazine. 'The Secret History of Steel.' </w:t>
       </w:r>
       <w:hyperlink r:id="rId11">
         <w:r>
           <w:rPr>
-            <w:rFonts w:ascii="Calibri" w:hAnsi="Calibri" w:eastAsia="Calibri"/>
-            <w:b w:val="0"/>
-            <w:i w:val="0"/>
-            <w:sz w:val="22"/>
-            <w:color w:val="0563C1"/>
-            <w:u w:val="single"/>
+            <w:sz w:val="20"/>
           </w:rPr>
           <w:t>https://www.smithsonianmag.com/history/the-secret-history-of-steel-180979013/</w:t>
         </w:r>
       </w:hyperlink>
+      <w:r>
+        <w:rPr>
+          <w:sz w:val="20"/>
+        </w:rPr>
+      </w:r>
     </w:p>
     <w:sectPr>
-      <w:pgSz w:w="12240" w:h="15840"/>
-      <w:pgMar w:top="1296" w:right="1440" w:bottom="1296" w:left="1440" w:header="720" w:footer="720" w:gutter="0"/>
+      <w:footerReference w:type="default" r:id="rId12"/>
+      <w:pgSz w:w="11906" w:h="16838"/>
+      <w:pgMar w:top="1020" w:right="1134" w:bottom="1020" w:left="1134" w:header="720" w:footer="720" w:gutter="0"/>
       <w:cols w:space="720"/>
       <w:docGrid w:linePitch="360"/>
     </w:sectPr>
   </w:body>
 </w:document>
+</file>
+
+<file path=word/footer1.xml><?xml version="1.0" encoding="utf-8"?>
+<w:ftr xmlns:m="http://schemas.openxmlformats.org/officeDocument/2006/math" xmlns:mc="http://schemas.openxmlformats.org/markup-compatibility/2006" xmlns:mo="http://schemas.microsoft.com/office/mac/office/2008/main" xmlns:mv="urn:schemas-microsoft-com:mac:vml" xmlns:o="urn:schemas-microsoft-com:office:office" xmlns:r="http://schemas.openxmlformats.org/officeDocument/2006/relationships" xmlns:v="urn:schemas-microsoft-com:vml" xmlns:w10="urn:schemas-microsoft-com:office:word" xmlns:w14="http://schemas.microsoft.com/office/word/2010/wordml" xmlns:w="http://schemas.openxmlformats.org/wordprocessingml/2006/main" xmlns:wne="http://schemas.microsoft.com/office/word/2006/wordml" xmlns:wp14="http://schemas.microsoft.com/office/word/2010/wordprocessingDrawing" xmlns:wp="http://schemas.openxmlformats.org/drawingml/2006/wordprocessingDrawing" xmlns:wpc="http://schemas.microsoft.com/office/word/2010/wordprocessingCanvas" xmlns:wpg="http://schemas.microsoft.com/office/word/2010/wordprocessingGroup" xmlns:wpi="http://schemas.microsoft.com/office/word/2010/wordprocessingInk" xmlns:wps="http://schemas.microsoft.com/office/word/2010/wordprocessingShape" mc:Ignorable="w14 wp14">
+  <w:p>
+    <w:pPr>
+      <w:pStyle w:val="Footer"/>
+      <w:jc w:val="right"/>
+    </w:pPr>
+    <w:fldSimple w:instr="PAGE"/>
+  </w:p>
+</w:ftr>
 </file>
 
 <file path=word/numbering.xml><?xml version="1.0" encoding="utf-8"?>
@@ -735,7 +558,7 @@
   <w:docDefaults>
     <w:rPrDefault>
       <w:rPr>
-        <w:rFonts w:asciiTheme="minorHAnsi" w:eastAsiaTheme="minorEastAsia" w:hAnsiTheme="minorHAnsi" w:cstheme="minorBidi"/>
+        <w:rFonts/>
         <w:sz w:val="22"/>
         <w:szCs w:val="22"/>
         <w:lang w:val="en-US" w:eastAsia="en-US" w:bidi="ar-SA"/>
@@ -890,6 +713,15 @@
     <w:name w:val="Normal"/>
     <w:qFormat/>
     <w:rsid w:val="00FC693F"/>
+    <w:pPr>
+      <w:spacing w:after="120" w:line="259" w:lineRule="auto"/>
+    </w:pPr>
+    <w:rPr>
+      <w:rFonts w:ascii="Times New Roman" w:hAnsi="Times New Roman"/>
+      <w:color w:val="000000"/>
+      <w:sz w:val="24"/>
+      <w:lang w:val="ky-KG"/>
+    </w:rPr>
   </w:style>
   <w:style w:type="paragraph" w:styleId="Header">
     <w:name w:val="header"/>
@@ -946,16 +778,17 @@
     <w:pPr>
       <w:keepNext/>
       <w:keepLines/>
-      <w:spacing w:before="480" w:after="0"/>
+      <w:spacing w:before="480" w:after="120" w:line="259" w:lineRule="auto"/>
       <w:outlineLvl w:val="0"/>
     </w:pPr>
     <w:rPr>
-      <w:rFonts w:asciiTheme="majorHAnsi" w:eastAsiaTheme="majorEastAsia" w:hAnsiTheme="majorHAnsi" w:cstheme="majorBidi"/>
+      <w:rFonts w:ascii="Times New Roman" w:hAnsi="Times New Roman"/>
       <w:b/>
       <w:bCs/>
-      <w:color w:val="365F91" w:themeColor="accent1" w:themeShade="BF"/>
-      <w:sz w:val="28"/>
+      <w:color w:val="000000"/>
+      <w:sz w:val="26"/>
       <w:szCs w:val="28"/>
+      <w:lang w:val="ky-KG"/>
     </w:rPr>
   </w:style>
   <w:style w:type="paragraph" w:styleId="Heading2">
@@ -970,16 +803,17 @@
     <w:pPr>
       <w:keepNext/>
       <w:keepLines/>
-      <w:spacing w:before="200" w:after="0"/>
+      <w:spacing w:before="200" w:after="120" w:line="259" w:lineRule="auto"/>
       <w:outlineLvl w:val="1"/>
     </w:pPr>
     <w:rPr>
-      <w:rFonts w:asciiTheme="majorHAnsi" w:eastAsiaTheme="majorEastAsia" w:hAnsiTheme="majorHAnsi" w:cstheme="majorBidi"/>
+      <w:rFonts w:ascii="Times New Roman" w:hAnsi="Times New Roman"/>
       <w:b/>
       <w:bCs/>
-      <w:color w:val="4F81BD" w:themeColor="accent1"/>
+      <w:color w:val="000000"/>
       <w:sz w:val="26"/>
       <w:szCs w:val="26"/>
+      <w:lang w:val="ky-KG"/>
     </w:rPr>
   </w:style>
   <w:style w:type="paragraph" w:styleId="Heading3">
@@ -998,7 +832,7 @@
       <w:outlineLvl w:val="2"/>
     </w:pPr>
     <w:rPr>
-      <w:rFonts w:asciiTheme="majorHAnsi" w:eastAsiaTheme="majorEastAsia" w:hAnsiTheme="majorHAnsi" w:cstheme="majorBidi"/>
+      <w:rFonts/>
       <w:b/>
       <w:bCs/>
       <w:color w:val="4F81BD" w:themeColor="accent1"/>
@@ -1021,7 +855,7 @@
       <w:outlineLvl w:val="3"/>
     </w:pPr>
     <w:rPr>
-      <w:rFonts w:asciiTheme="majorHAnsi" w:eastAsiaTheme="majorEastAsia" w:hAnsiTheme="majorHAnsi" w:cstheme="majorBidi"/>
+      <w:rFonts/>
       <w:b/>
       <w:bCs/>
       <w:i/>
@@ -1046,7 +880,7 @@
       <w:outlineLvl w:val="4"/>
     </w:pPr>
     <w:rPr>
-      <w:rFonts w:asciiTheme="majorHAnsi" w:eastAsiaTheme="majorEastAsia" w:hAnsiTheme="majorHAnsi" w:cstheme="majorBidi"/>
+      <w:rFonts/>
       <w:color w:val="243F60" w:themeColor="accent1" w:themeShade="7F"/>
     </w:rPr>
   </w:style>
@@ -1067,7 +901,7 @@
       <w:outlineLvl w:val="5"/>
     </w:pPr>
     <w:rPr>
-      <w:rFonts w:asciiTheme="majorHAnsi" w:eastAsiaTheme="majorEastAsia" w:hAnsiTheme="majorHAnsi" w:cstheme="majorBidi"/>
+      <w:rFonts/>
       <w:i/>
       <w:iCs/>
       <w:color w:val="243F60" w:themeColor="accent1" w:themeShade="7F"/>
@@ -1090,7 +924,7 @@
       <w:outlineLvl w:val="6"/>
     </w:pPr>
     <w:rPr>
-      <w:rFonts w:asciiTheme="majorHAnsi" w:eastAsiaTheme="majorEastAsia" w:hAnsiTheme="majorHAnsi" w:cstheme="majorBidi"/>
+      <w:rFonts/>
       <w:i/>
       <w:iCs/>
       <w:color w:val="404040" w:themeColor="text1" w:themeTint="BF"/>
@@ -1113,7 +947,7 @@
       <w:outlineLvl w:val="7"/>
     </w:pPr>
     <w:rPr>
-      <w:rFonts w:asciiTheme="majorHAnsi" w:eastAsiaTheme="majorEastAsia" w:hAnsiTheme="majorHAnsi" w:cstheme="majorBidi"/>
+      <w:rFonts/>
       <w:color w:val="4F81BD" w:themeColor="accent1"/>
       <w:sz w:val="20"/>
       <w:szCs w:val="20"/>
@@ -1136,7 +970,7 @@
       <w:outlineLvl w:val="8"/>
     </w:pPr>
     <w:rPr>
-      <w:rFonts w:asciiTheme="majorHAnsi" w:eastAsiaTheme="majorEastAsia" w:hAnsiTheme="majorHAnsi" w:cstheme="majorBidi"/>
+      <w:rFonts/>
       <w:i/>
       <w:iCs/>
       <w:color w:val="404040" w:themeColor="text1" w:themeTint="BF"/>
@@ -1187,7 +1021,7 @@
     <w:uiPriority w:val="9"/>
     <w:rsid w:val="00FC693F"/>
     <w:rPr>
-      <w:rFonts w:asciiTheme="majorHAnsi" w:eastAsiaTheme="majorEastAsia" w:hAnsiTheme="majorHAnsi" w:cstheme="majorBidi"/>
+      <w:rFonts/>
       <w:b/>
       <w:bCs/>
       <w:color w:val="365F91" w:themeColor="accent1" w:themeShade="BF"/>
@@ -1202,7 +1036,7 @@
     <w:uiPriority w:val="9"/>
     <w:rsid w:val="00FC693F"/>
     <w:rPr>
-      <w:rFonts w:asciiTheme="majorHAnsi" w:eastAsiaTheme="majorEastAsia" w:hAnsiTheme="majorHAnsi" w:cstheme="majorBidi"/>
+      <w:rFonts/>
       <w:b/>
       <w:bCs/>
       <w:color w:val="4F81BD" w:themeColor="accent1"/>
@@ -1217,7 +1051,7 @@
     <w:uiPriority w:val="9"/>
     <w:rsid w:val="00FC693F"/>
     <w:rPr>
-      <w:rFonts w:asciiTheme="majorHAnsi" w:eastAsiaTheme="majorEastAsia" w:hAnsiTheme="majorHAnsi" w:cstheme="majorBidi"/>
+      <w:rFonts/>
       <w:b/>
       <w:bCs/>
       <w:color w:val="4F81BD" w:themeColor="accent1"/>
@@ -1232,19 +1066,17 @@
     <w:qFormat/>
     <w:rsid w:val="00FC693F"/>
     <w:pPr>
-      <w:pBdr>
-        <w:bottom w:val="single" w:sz="8" w:space="4" w:color="4F81BD" w:themeColor="accent1"/>
-      </w:pBdr>
-      <w:spacing w:after="300" w:line="240" w:lineRule="auto"/>
+      <w:spacing w:after="120" w:line="259" w:lineRule="auto"/>
       <w:contextualSpacing/>
     </w:pPr>
     <w:rPr>
-      <w:rFonts w:asciiTheme="majorHAnsi" w:eastAsiaTheme="majorEastAsia" w:hAnsiTheme="majorHAnsi" w:cstheme="majorBidi"/>
-      <w:color w:val="17365D" w:themeColor="text2" w:themeShade="BF"/>
+      <w:rFonts w:ascii="Times New Roman" w:hAnsi="Times New Roman"/>
+      <w:color w:val="000000"/>
       <w:spacing w:val="5"/>
       <w:kern w:val="28"/>
-      <w:sz w:val="52"/>
+      <w:sz w:val="40"/>
       <w:szCs w:val="52"/>
+      <w:lang w:val="ky-KG"/>
     </w:rPr>
   </w:style>
   <w:style w:type="character" w:customStyle="1" w:styleId="TitleChar">
@@ -1254,7 +1086,7 @@
     <w:uiPriority w:val="10"/>
     <w:rsid w:val="00FC693F"/>
     <w:rPr>
-      <w:rFonts w:asciiTheme="majorHAnsi" w:eastAsiaTheme="majorEastAsia" w:hAnsiTheme="majorHAnsi" w:cstheme="majorBidi"/>
+      <w:rFonts/>
       <w:color w:val="17365D" w:themeColor="text2" w:themeShade="BF"/>
       <w:spacing w:val="5"/>
       <w:kern w:val="28"/>
@@ -1276,7 +1108,7 @@
       </w:numPr>
     </w:pPr>
     <w:rPr>
-      <w:rFonts w:asciiTheme="majorHAnsi" w:eastAsiaTheme="majorEastAsia" w:hAnsiTheme="majorHAnsi" w:cstheme="majorBidi"/>
+      <w:rFonts/>
       <w:i/>
       <w:iCs/>
       <w:color w:val="4F81BD" w:themeColor="accent1"/>
@@ -1292,7 +1124,7 @@
     <w:uiPriority w:val="11"/>
     <w:rsid w:val="00FC693F"/>
     <w:rPr>
-      <w:rFonts w:asciiTheme="majorHAnsi" w:eastAsiaTheme="majorEastAsia" w:hAnsiTheme="majorHAnsi" w:cstheme="majorBidi"/>
+      <w:rFonts/>
       <w:i/>
       <w:iCs/>
       <w:color w:val="4F81BD" w:themeColor="accent1"/>
@@ -1417,8 +1249,15 @@
       <w:numPr>
         <w:numId w:val="1"/>
       </w:numPr>
+      <w:spacing w:after="120" w:line="259" w:lineRule="auto"/>
       <w:contextualSpacing/>
     </w:pPr>
+    <w:rPr>
+      <w:rFonts w:ascii="Times New Roman" w:hAnsi="Times New Roman"/>
+      <w:color w:val="000000"/>
+      <w:sz w:val="24"/>
+      <w:lang w:val="ky-KG"/>
+    </w:rPr>
   </w:style>
   <w:style w:type="paragraph" w:styleId="ListBullet2">
     <w:name w:val="List Bullet 2"/>
@@ -1590,7 +1429,7 @@
     <w:semiHidden/>
     <w:rsid w:val="00FC693F"/>
     <w:rPr>
-      <w:rFonts w:asciiTheme="majorHAnsi" w:eastAsiaTheme="majorEastAsia" w:hAnsiTheme="majorHAnsi" w:cstheme="majorBidi"/>
+      <w:rFonts/>
       <w:b/>
       <w:bCs/>
       <w:i/>
@@ -1606,7 +1445,7 @@
     <w:semiHidden/>
     <w:rsid w:val="00FC693F"/>
     <w:rPr>
-      <w:rFonts w:asciiTheme="majorHAnsi" w:eastAsiaTheme="majorEastAsia" w:hAnsiTheme="majorHAnsi" w:cstheme="majorBidi"/>
+      <w:rFonts/>
       <w:color w:val="243F60" w:themeColor="accent1" w:themeShade="7F"/>
     </w:rPr>
   </w:style>
@@ -1618,7 +1457,7 @@
     <w:semiHidden/>
     <w:rsid w:val="00FC693F"/>
     <w:rPr>
-      <w:rFonts w:asciiTheme="majorHAnsi" w:eastAsiaTheme="majorEastAsia" w:hAnsiTheme="majorHAnsi" w:cstheme="majorBidi"/>
+      <w:rFonts/>
       <w:i/>
       <w:iCs/>
       <w:color w:val="243F60" w:themeColor="accent1" w:themeShade="7F"/>
@@ -1632,7 +1471,7 @@
     <w:semiHidden/>
     <w:rsid w:val="00FC693F"/>
     <w:rPr>
-      <w:rFonts w:asciiTheme="majorHAnsi" w:eastAsiaTheme="majorEastAsia" w:hAnsiTheme="majorHAnsi" w:cstheme="majorBidi"/>
+      <w:rFonts/>
       <w:i/>
       <w:iCs/>
       <w:color w:val="404040" w:themeColor="text1" w:themeTint="BF"/>
@@ -1646,7 +1485,7 @@
     <w:semiHidden/>
     <w:rsid w:val="00FC693F"/>
     <w:rPr>
-      <w:rFonts w:asciiTheme="majorHAnsi" w:eastAsiaTheme="majorEastAsia" w:hAnsiTheme="majorHAnsi" w:cstheme="majorBidi"/>
+      <w:rFonts/>
       <w:color w:val="4F81BD" w:themeColor="accent1"/>
       <w:sz w:val="20"/>
       <w:szCs w:val="20"/>
@@ -1660,7 +1499,7 @@
     <w:semiHidden/>
     <w:rsid w:val="00FC693F"/>
     <w:rPr>
-      <w:rFonts w:asciiTheme="majorHAnsi" w:eastAsiaTheme="majorEastAsia" w:hAnsiTheme="majorHAnsi" w:cstheme="majorBidi"/>
+      <w:rFonts/>
       <w:i/>
       <w:iCs/>
       <w:color w:val="404040" w:themeColor="text1" w:themeTint="BF"/>
@@ -1719,9 +1558,6 @@
     <w:qFormat/>
     <w:rsid w:val="00FC693F"/>
     <w:pPr>
-      <w:pBdr>
-        <w:bottom w:val="single" w:sz="4" w:space="4" w:color="4F81BD" w:themeColor="accent1"/>
-      </w:pBdr>
       <w:spacing w:before="200" w:after="280"/>
       <w:ind w:left="936" w:right="936"/>
     </w:pPr>
@@ -3249,7 +3085,7 @@
         <w:spacing w:before="0" w:after="0" w:line="240" w:lineRule="auto"/>
       </w:pPr>
       <w:rPr>
-        <w:rFonts w:asciiTheme="majorHAnsi" w:eastAsiaTheme="majorEastAsia" w:hAnsiTheme="majorHAnsi" w:cstheme="majorBidi"/>
+        <w:rFonts/>
         <w:b/>
         <w:bCs/>
       </w:rPr>
@@ -3270,7 +3106,7 @@
         <w:spacing w:before="0" w:after="0" w:line="240" w:lineRule="auto"/>
       </w:pPr>
       <w:rPr>
-        <w:rFonts w:asciiTheme="majorHAnsi" w:eastAsiaTheme="majorEastAsia" w:hAnsiTheme="majorHAnsi" w:cstheme="majorBidi"/>
+        <w:rFonts/>
         <w:b/>
         <w:bCs/>
       </w:rPr>
@@ -3288,14 +3124,14 @@
     </w:tblStylePr>
     <w:tblStylePr w:type="firstCol">
       <w:rPr>
-        <w:rFonts w:asciiTheme="majorHAnsi" w:eastAsiaTheme="majorEastAsia" w:hAnsiTheme="majorHAnsi" w:cstheme="majorBidi"/>
+        <w:rFonts/>
         <w:b/>
         <w:bCs/>
       </w:rPr>
     </w:tblStylePr>
     <w:tblStylePr w:type="lastCol">
       <w:rPr>
-        <w:rFonts w:asciiTheme="majorHAnsi" w:eastAsiaTheme="majorEastAsia" w:hAnsiTheme="majorHAnsi" w:cstheme="majorBidi"/>
+        <w:rFonts/>
         <w:b/>
         <w:bCs/>
       </w:rPr>
@@ -3379,7 +3215,7 @@
         <w:spacing w:before="0" w:after="0" w:line="240" w:lineRule="auto"/>
       </w:pPr>
       <w:rPr>
-        <w:rFonts w:asciiTheme="majorHAnsi" w:eastAsiaTheme="majorEastAsia" w:hAnsiTheme="majorHAnsi" w:cstheme="majorBidi"/>
+        <w:rFonts/>
         <w:b/>
         <w:bCs/>
       </w:rPr>
@@ -3400,7 +3236,7 @@
         <w:spacing w:before="0" w:after="0" w:line="240" w:lineRule="auto"/>
       </w:pPr>
       <w:rPr>
-        <w:rFonts w:asciiTheme="majorHAnsi" w:eastAsiaTheme="majorEastAsia" w:hAnsiTheme="majorHAnsi" w:cstheme="majorBidi"/>
+        <w:rFonts/>
         <w:b/>
         <w:bCs/>
       </w:rPr>
@@ -3418,14 +3254,14 @@
     </w:tblStylePr>
     <w:tblStylePr w:type="firstCol">
       <w:rPr>
-        <w:rFonts w:asciiTheme="majorHAnsi" w:eastAsiaTheme="majorEastAsia" w:hAnsiTheme="majorHAnsi" w:cstheme="majorBidi"/>
+        <w:rFonts/>
         <w:b/>
         <w:bCs/>
       </w:rPr>
     </w:tblStylePr>
     <w:tblStylePr w:type="lastCol">
       <w:rPr>
-        <w:rFonts w:asciiTheme="majorHAnsi" w:eastAsiaTheme="majorEastAsia" w:hAnsiTheme="majorHAnsi" w:cstheme="majorBidi"/>
+        <w:rFonts/>
         <w:b/>
         <w:bCs/>
       </w:rPr>
@@ -3509,7 +3345,7 @@
         <w:spacing w:before="0" w:after="0" w:line="240" w:lineRule="auto"/>
       </w:pPr>
       <w:rPr>
-        <w:rFonts w:asciiTheme="majorHAnsi" w:eastAsiaTheme="majorEastAsia" w:hAnsiTheme="majorHAnsi" w:cstheme="majorBidi"/>
+        <w:rFonts/>
         <w:b/>
         <w:bCs/>
       </w:rPr>
@@ -3530,7 +3366,7 @@
         <w:spacing w:before="0" w:after="0" w:line="240" w:lineRule="auto"/>
       </w:pPr>
       <w:rPr>
-        <w:rFonts w:asciiTheme="majorHAnsi" w:eastAsiaTheme="majorEastAsia" w:hAnsiTheme="majorHAnsi" w:cstheme="majorBidi"/>
+        <w:rFonts/>
         <w:b/>
         <w:bCs/>
       </w:rPr>
@@ -3548,14 +3384,14 @@
     </w:tblStylePr>
     <w:tblStylePr w:type="firstCol">
       <w:rPr>
-        <w:rFonts w:asciiTheme="majorHAnsi" w:eastAsiaTheme="majorEastAsia" w:hAnsiTheme="majorHAnsi" w:cstheme="majorBidi"/>
+        <w:rFonts/>
         <w:b/>
         <w:bCs/>
       </w:rPr>
     </w:tblStylePr>
     <w:tblStylePr w:type="lastCol">
       <w:rPr>
-        <w:rFonts w:asciiTheme="majorHAnsi" w:eastAsiaTheme="majorEastAsia" w:hAnsiTheme="majorHAnsi" w:cstheme="majorBidi"/>
+        <w:rFonts/>
         <w:b/>
         <w:bCs/>
       </w:rPr>
@@ -3639,7 +3475,7 @@
         <w:spacing w:before="0" w:after="0" w:line="240" w:lineRule="auto"/>
       </w:pPr>
       <w:rPr>
-        <w:rFonts w:asciiTheme="majorHAnsi" w:eastAsiaTheme="majorEastAsia" w:hAnsiTheme="majorHAnsi" w:cstheme="majorBidi"/>
+        <w:rFonts/>
         <w:b/>
         <w:bCs/>
       </w:rPr>
@@ -3660,7 +3496,7 @@
         <w:spacing w:before="0" w:after="0" w:line="240" w:lineRule="auto"/>
       </w:pPr>
       <w:rPr>
-        <w:rFonts w:asciiTheme="majorHAnsi" w:eastAsiaTheme="majorEastAsia" w:hAnsiTheme="majorHAnsi" w:cstheme="majorBidi"/>
+        <w:rFonts/>
         <w:b/>
         <w:bCs/>
       </w:rPr>
@@ -3678,14 +3514,14 @@
     </w:tblStylePr>
     <w:tblStylePr w:type="firstCol">
       <w:rPr>
-        <w:rFonts w:asciiTheme="majorHAnsi" w:eastAsiaTheme="majorEastAsia" w:hAnsiTheme="majorHAnsi" w:cstheme="majorBidi"/>
+        <w:rFonts/>
         <w:b/>
         <w:bCs/>
       </w:rPr>
     </w:tblStylePr>
     <w:tblStylePr w:type="lastCol">
       <w:rPr>
-        <w:rFonts w:asciiTheme="majorHAnsi" w:eastAsiaTheme="majorEastAsia" w:hAnsiTheme="majorHAnsi" w:cstheme="majorBidi"/>
+        <w:rFonts/>
         <w:b/>
         <w:bCs/>
       </w:rPr>
@@ -3769,7 +3605,7 @@
         <w:spacing w:before="0" w:after="0" w:line="240" w:lineRule="auto"/>
       </w:pPr>
       <w:rPr>
-        <w:rFonts w:asciiTheme="majorHAnsi" w:eastAsiaTheme="majorEastAsia" w:hAnsiTheme="majorHAnsi" w:cstheme="majorBidi"/>
+        <w:rFonts/>
         <w:b/>
         <w:bCs/>
       </w:rPr>
@@ -3790,7 +3626,7 @@
         <w:spacing w:before="0" w:after="0" w:line="240" w:lineRule="auto"/>
       </w:pPr>
       <w:rPr>
-        <w:rFonts w:asciiTheme="majorHAnsi" w:eastAsiaTheme="majorEastAsia" w:hAnsiTheme="majorHAnsi" w:cstheme="majorBidi"/>
+        <w:rFonts/>
         <w:b/>
         <w:bCs/>
       </w:rPr>
@@ -3808,14 +3644,14 @@
     </w:tblStylePr>
     <w:tblStylePr w:type="firstCol">
       <w:rPr>
-        <w:rFonts w:asciiTheme="majorHAnsi" w:eastAsiaTheme="majorEastAsia" w:hAnsiTheme="majorHAnsi" w:cstheme="majorBidi"/>
+        <w:rFonts/>
         <w:b/>
         <w:bCs/>
       </w:rPr>
     </w:tblStylePr>
     <w:tblStylePr w:type="lastCol">
       <w:rPr>
-        <w:rFonts w:asciiTheme="majorHAnsi" w:eastAsiaTheme="majorEastAsia" w:hAnsiTheme="majorHAnsi" w:cstheme="majorBidi"/>
+        <w:rFonts/>
         <w:b/>
         <w:bCs/>
       </w:rPr>
@@ -3899,7 +3735,7 @@
         <w:spacing w:before="0" w:after="0" w:line="240" w:lineRule="auto"/>
       </w:pPr>
       <w:rPr>
-        <w:rFonts w:asciiTheme="majorHAnsi" w:eastAsiaTheme="majorEastAsia" w:hAnsiTheme="majorHAnsi" w:cstheme="majorBidi"/>
+        <w:rFonts/>
         <w:b/>
         <w:bCs/>
       </w:rPr>
@@ -3920,7 +3756,7 @@
         <w:spacing w:before="0" w:after="0" w:line="240" w:lineRule="auto"/>
       </w:pPr>
       <w:rPr>
-        <w:rFonts w:asciiTheme="majorHAnsi" w:eastAsiaTheme="majorEastAsia" w:hAnsiTheme="majorHAnsi" w:cstheme="majorBidi"/>
+        <w:rFonts/>
         <w:b/>
         <w:bCs/>
       </w:rPr>
@@ -3938,14 +3774,14 @@
     </w:tblStylePr>
     <w:tblStylePr w:type="firstCol">
       <w:rPr>
-        <w:rFonts w:asciiTheme="majorHAnsi" w:eastAsiaTheme="majorEastAsia" w:hAnsiTheme="majorHAnsi" w:cstheme="majorBidi"/>
+        <w:rFonts/>
         <w:b/>
         <w:bCs/>
       </w:rPr>
     </w:tblStylePr>
     <w:tblStylePr w:type="lastCol">
       <w:rPr>
-        <w:rFonts w:asciiTheme="majorHAnsi" w:eastAsiaTheme="majorEastAsia" w:hAnsiTheme="majorHAnsi" w:cstheme="majorBidi"/>
+        <w:rFonts/>
         <w:b/>
         <w:bCs/>
       </w:rPr>
@@ -4029,7 +3865,7 @@
         <w:spacing w:before="0" w:after="0" w:line="240" w:lineRule="auto"/>
       </w:pPr>
       <w:rPr>
-        <w:rFonts w:asciiTheme="majorHAnsi" w:eastAsiaTheme="majorEastAsia" w:hAnsiTheme="majorHAnsi" w:cstheme="majorBidi"/>
+        <w:rFonts/>
         <w:b/>
         <w:bCs/>
       </w:rPr>
@@ -4050,7 +3886,7 @@
         <w:spacing w:before="0" w:after="0" w:line="240" w:lineRule="auto"/>
       </w:pPr>
       <w:rPr>
-        <w:rFonts w:asciiTheme="majorHAnsi" w:eastAsiaTheme="majorEastAsia" w:hAnsiTheme="majorHAnsi" w:cstheme="majorBidi"/>
+        <w:rFonts/>
         <w:b/>
         <w:bCs/>
       </w:rPr>
@@ -4068,14 +3904,14 @@
     </w:tblStylePr>
     <w:tblStylePr w:type="firstCol">
       <w:rPr>
-        <w:rFonts w:asciiTheme="majorHAnsi" w:eastAsiaTheme="majorEastAsia" w:hAnsiTheme="majorHAnsi" w:cstheme="majorBidi"/>
+        <w:rFonts/>
         <w:b/>
         <w:bCs/>
       </w:rPr>
     </w:tblStylePr>
     <w:tblStylePr w:type="lastCol">
       <w:rPr>
-        <w:rFonts w:asciiTheme="majorHAnsi" w:eastAsiaTheme="majorEastAsia" w:hAnsiTheme="majorHAnsi" w:cstheme="majorBidi"/>
+        <w:rFonts/>
         <w:b/>
         <w:bCs/>
       </w:rPr>
@@ -5940,7 +5776,7 @@
     </w:tblPr>
     <w:tblStylePr w:type="firstRow">
       <w:rPr>
-        <w:rFonts w:asciiTheme="majorHAnsi" w:eastAsiaTheme="majorEastAsia" w:hAnsiTheme="majorHAnsi" w:cstheme="majorBidi"/>
+        <w:rFonts/>
       </w:rPr>
       <w:tblPr/>
       <w:tcPr>
@@ -6024,7 +5860,7 @@
     </w:tblPr>
     <w:tblStylePr w:type="firstRow">
       <w:rPr>
-        <w:rFonts w:asciiTheme="majorHAnsi" w:eastAsiaTheme="majorEastAsia" w:hAnsiTheme="majorHAnsi" w:cstheme="majorBidi"/>
+        <w:rFonts/>
       </w:rPr>
       <w:tblPr/>
       <w:tcPr>
@@ -6108,7 +5944,7 @@
     </w:tblPr>
     <w:tblStylePr w:type="firstRow">
       <w:rPr>
-        <w:rFonts w:asciiTheme="majorHAnsi" w:eastAsiaTheme="majorEastAsia" w:hAnsiTheme="majorHAnsi" w:cstheme="majorBidi"/>
+        <w:rFonts/>
       </w:rPr>
       <w:tblPr/>
       <w:tcPr>
@@ -6192,7 +6028,7 @@
     </w:tblPr>
     <w:tblStylePr w:type="firstRow">
       <w:rPr>
-        <w:rFonts w:asciiTheme="majorHAnsi" w:eastAsiaTheme="majorEastAsia" w:hAnsiTheme="majorHAnsi" w:cstheme="majorBidi"/>
+        <w:rFonts/>
       </w:rPr>
       <w:tblPr/>
       <w:tcPr>
@@ -6276,7 +6112,7 @@
     </w:tblPr>
     <w:tblStylePr w:type="firstRow">
       <w:rPr>
-        <w:rFonts w:asciiTheme="majorHAnsi" w:eastAsiaTheme="majorEastAsia" w:hAnsiTheme="majorHAnsi" w:cstheme="majorBidi"/>
+        <w:rFonts/>
       </w:rPr>
       <w:tblPr/>
       <w:tcPr>
@@ -6360,7 +6196,7 @@
     </w:tblPr>
     <w:tblStylePr w:type="firstRow">
       <w:rPr>
-        <w:rFonts w:asciiTheme="majorHAnsi" w:eastAsiaTheme="majorEastAsia" w:hAnsiTheme="majorHAnsi" w:cstheme="majorBidi"/>
+        <w:rFonts/>
       </w:rPr>
       <w:tblPr/>
       <w:tcPr>
@@ -6444,7 +6280,7 @@
     </w:tblPr>
     <w:tblStylePr w:type="firstRow">
       <w:rPr>
-        <w:rFonts w:asciiTheme="majorHAnsi" w:eastAsiaTheme="majorEastAsia" w:hAnsiTheme="majorHAnsi" w:cstheme="majorBidi"/>
+        <w:rFonts/>
       </w:rPr>
       <w:tblPr/>
       <w:tcPr>
@@ -6509,7 +6345,7 @@
       <w:spacing w:after="0" w:line="240" w:lineRule="auto"/>
     </w:pPr>
     <w:rPr>
-      <w:rFonts w:asciiTheme="majorHAnsi" w:eastAsiaTheme="majorEastAsia" w:hAnsiTheme="majorHAnsi" w:cstheme="majorBidi"/>
+      <w:rFonts/>
       <w:color w:val="000000" w:themeColor="text1"/>
     </w:rPr>
     <w:tblPr>
@@ -6637,7 +6473,7 @@
       <w:spacing w:after="0" w:line="240" w:lineRule="auto"/>
     </w:pPr>
     <w:rPr>
-      <w:rFonts w:asciiTheme="majorHAnsi" w:eastAsiaTheme="majorEastAsia" w:hAnsiTheme="majorHAnsi" w:cstheme="majorBidi"/>
+      <w:rFonts/>
       <w:color w:val="000000" w:themeColor="text1"/>
     </w:rPr>
     <w:tblPr>
@@ -6765,7 +6601,7 @@
       <w:spacing w:after="0" w:line="240" w:lineRule="auto"/>
     </w:pPr>
     <w:rPr>
-      <w:rFonts w:asciiTheme="majorHAnsi" w:eastAsiaTheme="majorEastAsia" w:hAnsiTheme="majorHAnsi" w:cstheme="majorBidi"/>
+      <w:rFonts/>
       <w:color w:val="000000" w:themeColor="text1"/>
     </w:rPr>
     <w:tblPr>
@@ -6893,7 +6729,7 @@
       <w:spacing w:after="0" w:line="240" w:lineRule="auto"/>
     </w:pPr>
     <w:rPr>
-      <w:rFonts w:asciiTheme="majorHAnsi" w:eastAsiaTheme="majorEastAsia" w:hAnsiTheme="majorHAnsi" w:cstheme="majorBidi"/>
+      <w:rFonts/>
       <w:color w:val="000000" w:themeColor="text1"/>
     </w:rPr>
     <w:tblPr>
@@ -7021,7 +6857,7 @@
       <w:spacing w:after="0" w:line="240" w:lineRule="auto"/>
     </w:pPr>
     <w:rPr>
-      <w:rFonts w:asciiTheme="majorHAnsi" w:eastAsiaTheme="majorEastAsia" w:hAnsiTheme="majorHAnsi" w:cstheme="majorBidi"/>
+      <w:rFonts/>
       <w:color w:val="000000" w:themeColor="text1"/>
     </w:rPr>
     <w:tblPr>
@@ -7149,7 +6985,7 @@
       <w:spacing w:after="0" w:line="240" w:lineRule="auto"/>
     </w:pPr>
     <w:rPr>
-      <w:rFonts w:asciiTheme="majorHAnsi" w:eastAsiaTheme="majorEastAsia" w:hAnsiTheme="majorHAnsi" w:cstheme="majorBidi"/>
+      <w:rFonts/>
       <w:color w:val="000000" w:themeColor="text1"/>
     </w:rPr>
     <w:tblPr>
@@ -7277,7 +7113,7 @@
       <w:spacing w:after="0" w:line="240" w:lineRule="auto"/>
     </w:pPr>
     <w:rPr>
-      <w:rFonts w:asciiTheme="majorHAnsi" w:eastAsiaTheme="majorEastAsia" w:hAnsiTheme="majorHAnsi" w:cstheme="majorBidi"/>
+      <w:rFonts/>
       <w:color w:val="000000" w:themeColor="text1"/>
     </w:rPr>
     <w:tblPr>
@@ -7916,7 +7752,7 @@
       <w:spacing w:after="0" w:line="240" w:lineRule="auto"/>
     </w:pPr>
     <w:rPr>
-      <w:rFonts w:asciiTheme="majorHAnsi" w:eastAsiaTheme="majorEastAsia" w:hAnsiTheme="majorHAnsi" w:cstheme="majorBidi"/>
+      <w:rFonts/>
       <w:color w:val="000000" w:themeColor="text1"/>
     </w:rPr>
     <w:tblPr>
@@ -8041,7 +7877,7 @@
       <w:spacing w:after="0" w:line="240" w:lineRule="auto"/>
     </w:pPr>
     <w:rPr>
-      <w:rFonts w:asciiTheme="majorHAnsi" w:eastAsiaTheme="majorEastAsia" w:hAnsiTheme="majorHAnsi" w:cstheme="majorBidi"/>
+      <w:rFonts/>
       <w:color w:val="000000" w:themeColor="text1"/>
     </w:rPr>
     <w:tblPr>
@@ -8166,7 +8002,7 @@
       <w:spacing w:after="0" w:line="240" w:lineRule="auto"/>
     </w:pPr>
     <w:rPr>
-      <w:rFonts w:asciiTheme="majorHAnsi" w:eastAsiaTheme="majorEastAsia" w:hAnsiTheme="majorHAnsi" w:cstheme="majorBidi"/>
+      <w:rFonts/>
       <w:color w:val="000000" w:themeColor="text1"/>
     </w:rPr>
     <w:tblPr>
@@ -8291,7 +8127,7 @@
       <w:spacing w:after="0" w:line="240" w:lineRule="auto"/>
     </w:pPr>
     <w:rPr>
-      <w:rFonts w:asciiTheme="majorHAnsi" w:eastAsiaTheme="majorEastAsia" w:hAnsiTheme="majorHAnsi" w:cstheme="majorBidi"/>
+      <w:rFonts/>
       <w:color w:val="000000" w:themeColor="text1"/>
     </w:rPr>
     <w:tblPr>
@@ -8416,7 +8252,7 @@
       <w:spacing w:after="0" w:line="240" w:lineRule="auto"/>
     </w:pPr>
     <w:rPr>
-      <w:rFonts w:asciiTheme="majorHAnsi" w:eastAsiaTheme="majorEastAsia" w:hAnsiTheme="majorHAnsi" w:cstheme="majorBidi"/>
+      <w:rFonts/>
       <w:color w:val="000000" w:themeColor="text1"/>
     </w:rPr>
     <w:tblPr>
@@ -8541,7 +8377,7 @@
       <w:spacing w:after="0" w:line="240" w:lineRule="auto"/>
     </w:pPr>
     <w:rPr>
-      <w:rFonts w:asciiTheme="majorHAnsi" w:eastAsiaTheme="majorEastAsia" w:hAnsiTheme="majorHAnsi" w:cstheme="majorBidi"/>
+      <w:rFonts/>
       <w:color w:val="000000" w:themeColor="text1"/>
     </w:rPr>
     <w:tblPr>
@@ -8666,7 +8502,7 @@
       <w:spacing w:after="0" w:line="240" w:lineRule="auto"/>
     </w:pPr>
     <w:rPr>
-      <w:rFonts w:asciiTheme="majorHAnsi" w:eastAsiaTheme="majorEastAsia" w:hAnsiTheme="majorHAnsi" w:cstheme="majorBidi"/>
+      <w:rFonts/>
       <w:color w:val="000000" w:themeColor="text1"/>
     </w:rPr>
     <w:tblPr>
